--- a/templates/_Cession_SARL/PV-AGE-Cession_Template.docx
+++ b/templates/_Cession_SARL/PV-AGE-Cession_Template.docx
@@ -315,6 +315,126 @@
           <w:szCs w:val="22"/>
         </w:rPr>
         <w:t xml:space="preserve">Tous pouvoirs sont donnes a {{ CEDANT_NOM_COMPLET }}, pour effectuer toutes formalites de depot et d'inscription modificative aupres du greffe du tribunal de commerce, ainsi que toutes autres demarches requises par la loi.</w:t>
+      </w:r>
+    </w:p>
+    <w:p>
+      <w:pPr>
+        <w:jc w:val="center"/>
+      </w:pPr>
+      <w:r>
+        <w:rPr>
+          <w:sz w:val="22"/>
+          <w:szCs w:val="22"/>
+          <w:b w:val="1"/>
+          <w:bCs w:val="1"/>
+        </w:rPr>
+        <w:t xml:space="preserve">ORDRE DU JOUR DETAILLE :</w:t>
+      </w:r>
+    </w:p>
+    <w:p>
+      <w:pPr/>
+      <w:r>
+        <w:rPr>
+          <w:sz w:val="22"/>
+          <w:szCs w:val="22"/>
+        </w:rPr>
+        <w:t xml:space="preserve">{{ PV_ORDER_ITEMS }}</w:t>
+      </w:r>
+    </w:p>
+    <w:p>
+      <w:pPr>
+        <w:jc w:val="center"/>
+      </w:pPr>
+      <w:r>
+        <w:rPr>
+          <w:sz w:val="22"/>
+          <w:szCs w:val="22"/>
+          <w:b w:val="1"/>
+          <w:bCs w:val="1"/>
+        </w:rPr>
+        <w:t xml:space="preserve">{{ PV_TITLE_1 }}</w:t>
+      </w:r>
+    </w:p>
+    <w:p>
+      <w:pPr/>
+      <w:r>
+        <w:rPr>
+          <w:sz w:val="22"/>
+          <w:szCs w:val="22"/>
+        </w:rPr>
+        <w:t xml:space="preserve">{{ PV_RESOLUTION_1 }}</w:t>
+      </w:r>
+    </w:p>
+    <w:p>
+      <w:pPr>
+        <w:jc w:val="center"/>
+      </w:pPr>
+      <w:r>
+        <w:rPr>
+          <w:sz w:val="22"/>
+          <w:szCs w:val="22"/>
+          <w:b w:val="1"/>
+          <w:bCs w:val="1"/>
+        </w:rPr>
+        <w:t xml:space="preserve">{{ PV_TITLE_2 }}</w:t>
+      </w:r>
+    </w:p>
+    <w:p>
+      <w:pPr/>
+      <w:r>
+        <w:rPr>
+          <w:sz w:val="22"/>
+          <w:szCs w:val="22"/>
+        </w:rPr>
+        <w:t xml:space="preserve">{{ PV_RESOLUTION_2 }}</w:t>
+      </w:r>
+    </w:p>
+    <w:p>
+      <w:pPr>
+        <w:jc w:val="center"/>
+      </w:pPr>
+      <w:r>
+        <w:rPr>
+          <w:sz w:val="22"/>
+          <w:szCs w:val="22"/>
+          <w:b w:val="1"/>
+          <w:bCs w:val="1"/>
+        </w:rPr>
+        <w:t xml:space="preserve">{{ PV_TITLE_3 }}</w:t>
+      </w:r>
+    </w:p>
+    <w:p>
+      <w:pPr/>
+      <w:r>
+        <w:rPr>
+          <w:sz w:val="22"/>
+          <w:szCs w:val="22"/>
+        </w:rPr>
+        <w:t xml:space="preserve">{{ PV_RESOLUTION_3 }}</w:t>
+      </w:r>
+    </w:p>
+    <w:p>
+      <w:pPr>
+        <w:jc w:val="center"/>
+      </w:pPr>
+      <w:r>
+        <w:rPr>
+          <w:sz w:val="22"/>
+          <w:szCs w:val="22"/>
+          <w:b w:val="1"/>
+          <w:bCs w:val="1"/>
+        </w:rPr>
+        <w:t xml:space="preserve">{{ PV_TITLE_4 }}</w:t>
+      </w:r>
+    </w:p>
+    <w:p>
+      <w:pPr/>
+      <w:r>
+        <w:rPr>
+          <w:sz w:val="22"/>
+          <w:szCs w:val="22"/>
+        </w:rPr>
+        <w:t xml:space="preserve">{{ PV_RESOLUTION_4 }}</w:t>
       </w:r>
     </w:p>
     <w:p>

--- a/templates/_Cession_SARL/PV-AGE-Cession_Template.docx
+++ b/templates/_Cession_SARL/PV-AGE-Cession_Template.docx
@@ -129,192 +129,6 @@
           <w:szCs w:val="22"/>
         </w:rPr>
         <w:t xml:space="preserve">Apres avoir constate que toutes les dispositions legales et statutaires ont ete respectees, l'Associe Unique examine l'ordre du jour suivant :</w:t>
-      </w:r>
-    </w:p>
-    <w:p>
-      <w:pPr>
-        <w:jc w:val="center"/>
-      </w:pPr>
-      <w:r>
-        <w:rPr>
-          <w:sz w:val="22"/>
-          <w:szCs w:val="22"/>
-          <w:b w:val="1"/>
-          <w:bCs w:val="1"/>
-        </w:rPr>
-        <w:t xml:space="preserve">ORDRE DU JOUR :</w:t>
-      </w:r>
-    </w:p>
-    <w:p>
-      <w:pPr/>
-      <w:r>
-        <w:rPr>
-          <w:sz w:val="22"/>
-          <w:szCs w:val="22"/>
-        </w:rPr>
-        <w:t xml:space="preserve">1. Cession de parts sociales par l'associe unique</w:t>
-      </w:r>
-    </w:p>
-    <w:p>
-      <w:pPr/>
-      <w:r>
-        <w:rPr>
-          <w:sz w:val="22"/>
-          <w:szCs w:val="22"/>
-        </w:rPr>
-        <w:t xml:space="preserve">2. Agrement du ou des nouveaux associes</w:t>
-      </w:r>
-    </w:p>
-    <w:p>
-      <w:pPr/>
-      <w:r>
-        <w:rPr>
-          <w:sz w:val="22"/>
-          <w:szCs w:val="22"/>
-        </w:rPr>
-        <w:t xml:space="preserve">3. Modification des statuts (article relatif aux associes et au capital social)</w:t>
-      </w:r>
-    </w:p>
-    <w:p>
-      <w:pPr/>
-      <w:r>
-        <w:rPr>
-          <w:sz w:val="22"/>
-          <w:szCs w:val="22"/>
-        </w:rPr>
-        <w:t xml:space="preserve">4. Pouvoirs pour formalites</w:t>
-      </w:r>
-    </w:p>
-    <w:p>
-      <w:pPr/>
-      <w:r>
-        <w:rPr>
-          <w:sz w:val="22"/>
-          <w:szCs w:val="22"/>
-          <w:b w:val="1"/>
-          <w:bCs w:val="1"/>
-        </w:rPr>
-        <w:t xml:space="preserve">1. Cession de parts sociales</w:t>
-      </w:r>
-    </w:p>
-    <w:p>
-      <w:pPr/>
-      <w:r>
-        <w:rPr>
-          <w:sz w:val="22"/>
-          <w:szCs w:val="22"/>
-        </w:rPr>
-        <w:t xml:space="preserve">L'Associe Unique {{ CEDANT_NOM_COMPLET }}, titulaire de la totalite des parts sociales de la societe, declare ceder a {{ CESSIONNAIRE_CIVILITE }} {{ CESSIONNAIRE_NOM_COMPLET }}, de nationalite {{ CESSIONNAIRE_NATIONALITE }}, demeurant a {{ CESSIONNAIRE_ADRESSE }}, {{ PARTS_CEDEES }} parts sociales de {{ SOCIETE_VALEUR_NOMINALE }} DH chacune, pour un montant total de {{ PRIX_TOTAL }} DH.</w:t>
-      </w:r>
-    </w:p>
-    <w:p>
-      <w:pPr/>
-      <w:r>
-        <w:rPr>
-          <w:sz w:val="22"/>
-          <w:szCs w:val="22"/>
-        </w:rPr>
-        <w:t xml:space="preserve">L'Associe Unique accepte expressement cette cession et reconnait que le prix de cession a ete regle entre les parties.</w:t>
-      </w:r>
-    </w:p>
-    <w:p>
-      <w:pPr/>
-      <w:r>
-        <w:rPr>
-          <w:sz w:val="22"/>
-          <w:szCs w:val="22"/>
-          <w:b w:val="1"/>
-          <w:bCs w:val="1"/>
-        </w:rPr>
-        <w:t xml:space="preserve">2. Agrement</w:t>
-      </w:r>
-    </w:p>
-    <w:p>
-      <w:pPr/>
-      <w:r>
-        <w:rPr>
-          <w:sz w:val="22"/>
-          <w:szCs w:val="22"/>
-        </w:rPr>
-        <w:t xml:space="preserve">L'Associe Unique agree la cession susmentionnee et accepte l'entree du nouvel associe dans le capital social de la societe.</w:t>
-      </w:r>
-    </w:p>
-    <w:p>
-      <w:pPr/>
-      <w:r>
-        <w:rPr>
-          <w:sz w:val="22"/>
-          <w:szCs w:val="22"/>
-          <w:b w:val="1"/>
-          <w:bCs w:val="1"/>
-        </w:rPr>
-        <w:t xml:space="preserve">3. Modification des statuts</w:t>
-      </w:r>
-    </w:p>
-    <w:p>
-      <w:pPr/>
-      <w:r>
-        <w:rPr>
-          <w:sz w:val="22"/>
-          <w:szCs w:val="22"/>
-        </w:rPr>
-        <w:t xml:space="preserve">En consequence de la cession, l'Associe Unique decide de modifier l'article 7 des statuts relatif a la repartition du capital social, lequel sera desormais redige comme suit :</w:t>
-      </w:r>
-    </w:p>
-    <w:p>
-      <w:pPr>
-        <w:jc w:val="center"/>
-      </w:pPr>
-      <w:r>
-        <w:rPr>
-          <w:sz w:val="22"/>
-          <w:szCs w:val="22"/>
-          <w:b w:val="1"/>
-          <w:bCs w:val="1"/>
-        </w:rPr>
-        <w:t xml:space="preserve">Article 7 - Capital Social</w:t>
-      </w:r>
-    </w:p>
-    <w:p>
-      <w:pPr/>
-      <w:r>
-        <w:rPr>
-          <w:sz w:val="22"/>
-          <w:szCs w:val="22"/>
-        </w:rPr>
-        <w:t xml:space="preserve">Le capital social est fixe a la somme de {{ SOCIETE_CAPITAL }} DH, divise en {{ SOCIETE_PART_SOCIAL }} parts sociales de {{ SOCIETE_VALEUR_NOMINALE }} DH chacune, reparties comme suit :</w:t>
-      </w:r>
-    </w:p>
-    <w:p>
-      <w:pPr/>
-      <w:r>
-        <w:rPr>
-          <w:sz w:val="22"/>
-          <w:szCs w:val="22"/>
-        </w:rPr>
-        <w:t xml:space="preserve">- {{ CESSIONNAIRE_NOM_COMPLET }} : {{ PARTS_CEDEES }} parts</w:t>
-      </w:r>
-    </w:p>
-    <w:p>
-      <w:pPr/>
-      <w:r>
-        <w:rPr>
-          <w:sz w:val="22"/>
-          <w:szCs w:val="22"/>
-          <w:b w:val="1"/>
-          <w:bCs w:val="1"/>
-        </w:rPr>
-        <w:t xml:space="preserve">4. Pouvoirs</w:t>
-      </w:r>
-    </w:p>
-    <w:p>
-      <w:pPr/>
-      <w:r>
-        <w:rPr>
-          <w:sz w:val="22"/>
-          <w:szCs w:val="22"/>
-        </w:rPr>
-        <w:t xml:space="preserve">Tous pouvoirs sont donnes a {{ CEDANT_NOM_COMPLET }}, pour effectuer toutes formalites de depot et d'inscription modificative aupres du greffe du tribunal de commerce, ainsi que toutes autres demarches requises par la loi.</w:t>
       </w:r>
     </w:p>
     <w:p>

--- a/templates/_Cession_SARL/PV-AGE-Cession_Template.docx
+++ b/templates/_Cession_SARL/PV-AGE-Cession_Template.docx
@@ -152,7 +152,7 @@
           <w:sz w:val="22"/>
           <w:szCs w:val="22"/>
         </w:rPr>
-        <w:t xml:space="preserve">{{ PV_ORDER_ITEMS }}</w:t>
+        <w:t xml:space="preserve">{%p for r in pv_resolutions %}</w:t>
       </w:r>
     </w:p>
     <w:p>
@@ -166,89 +166,27 @@
           <w:b w:val="1"/>
           <w:bCs w:val="1"/>
         </w:rPr>
-        <w:t xml:space="preserve">{{ PV_TITLE_1 }}</w:t>
-      </w:r>
-    </w:p>
-    <w:p>
-      <w:pPr/>
-      <w:r>
-        <w:rPr>
-          <w:sz w:val="22"/>
-          <w:szCs w:val="22"/>
-        </w:rPr>
-        <w:t xml:space="preserve">{{ PV_RESOLUTION_1 }}</w:t>
-      </w:r>
-    </w:p>
-    <w:p>
-      <w:pPr>
-        <w:jc w:val="center"/>
-      </w:pPr>
-      <w:r>
-        <w:rPr>
-          <w:sz w:val="22"/>
-          <w:szCs w:val="22"/>
-          <w:b w:val="1"/>
-          <w:bCs w:val="1"/>
-        </w:rPr>
-        <w:t xml:space="preserve">{{ PV_TITLE_2 }}</w:t>
-      </w:r>
-    </w:p>
-    <w:p>
-      <w:pPr/>
-      <w:r>
-        <w:rPr>
-          <w:sz w:val="22"/>
-          <w:szCs w:val="22"/>
-        </w:rPr>
-        <w:t xml:space="preserve">{{ PV_RESOLUTION_2 }}</w:t>
-      </w:r>
-    </w:p>
-    <w:p>
-      <w:pPr>
-        <w:jc w:val="center"/>
-      </w:pPr>
-      <w:r>
-        <w:rPr>
-          <w:sz w:val="22"/>
-          <w:szCs w:val="22"/>
-          <w:b w:val="1"/>
-          <w:bCs w:val="1"/>
-        </w:rPr>
-        <w:t xml:space="preserve">{{ PV_TITLE_3 }}</w:t>
-      </w:r>
-    </w:p>
-    <w:p>
-      <w:pPr/>
-      <w:r>
-        <w:rPr>
-          <w:sz w:val="22"/>
-          <w:szCs w:val="22"/>
-        </w:rPr>
-        <w:t xml:space="preserve">{{ PV_RESOLUTION_3 }}</w:t>
-      </w:r>
-    </w:p>
-    <w:p>
-      <w:pPr>
-        <w:jc w:val="center"/>
-      </w:pPr>
-      <w:r>
-        <w:rPr>
-          <w:sz w:val="22"/>
-          <w:szCs w:val="22"/>
-          <w:b w:val="1"/>
-          <w:bCs w:val="1"/>
-        </w:rPr>
-        <w:t xml:space="preserve">{{ PV_TITLE_4 }}</w:t>
-      </w:r>
-    </w:p>
-    <w:p>
-      <w:pPr/>
-      <w:r>
-        <w:rPr>
-          <w:sz w:val="22"/>
-          <w:szCs w:val="22"/>
-        </w:rPr>
-        <w:t xml:space="preserve">{{ PV_RESOLUTION_4 }}</w:t>
+        <w:t xml:space="preserve">{{ r.TITLE }}</w:t>
+      </w:r>
+    </w:p>
+    <w:p>
+      <w:pPr/>
+      <w:r>
+        <w:rPr>
+          <w:sz w:val="22"/>
+          <w:szCs w:val="22"/>
+        </w:rPr>
+        <w:t xml:space="preserve">{{ r.CONTENT }}</w:t>
+      </w:r>
+    </w:p>
+    <w:p>
+      <w:pPr/>
+      <w:r>
+        <w:rPr>
+          <w:sz w:val="22"/>
+          <w:szCs w:val="22"/>
+        </w:rPr>
+        <w:t xml:space="preserve">{%p endfor %}</w:t>
       </w:r>
     </w:p>
     <w:p>

--- a/templates/_Cession_SARL/PV-AGE-Cession_Template.docx
+++ b/templates/_Cession_SARL/PV-AGE-Cession_Template.docx
@@ -13,57 +13,57 @@
           <w:b w:val="1"/>
           <w:bCs w:val="1"/>
         </w:rPr>
-        <w:t xml:space="preserve">{{ SOCIETE_FORME_JURIDIQUE }}</w:t>
-      </w:r>
-    </w:p>
-    <w:p>
-      <w:pPr/>
-      <w:r>
-        <w:rPr>
-          <w:sz w:val="22"/>
-          <w:szCs w:val="22"/>
-        </w:rPr>
-        <w:t xml:space="preserve">Denomination sociale : {{ SOCIETE_RAISON_SOCIALE }}</w:t>
-      </w:r>
-    </w:p>
-    <w:p>
-      <w:pPr/>
-      <w:r>
-        <w:rPr>
-          <w:sz w:val="22"/>
-          <w:szCs w:val="22"/>
-        </w:rPr>
-        <w:t xml:space="preserve">Forme juridique : {{ SOCIETE_FORME_JURIDIQUE }}</w:t>
-      </w:r>
-    </w:p>
-    <w:p>
-      <w:pPr/>
-      <w:r>
-        <w:rPr>
-          <w:sz w:val="22"/>
-          <w:szCs w:val="22"/>
-        </w:rPr>
-        <w:t xml:space="preserve">Capital social : {{ SOCIETE_CAPITAL }} DHS</w:t>
-      </w:r>
-    </w:p>
-    <w:p>
-      <w:pPr/>
-      <w:r>
-        <w:rPr>
-          <w:sz w:val="22"/>
-          <w:szCs w:val="22"/>
-        </w:rPr>
-        <w:t xml:space="preserve">Siege social : {{ SOCIETE_ADRESSE_SIEGE }}</w:t>
-      </w:r>
-    </w:p>
-    <w:p>
-      <w:pPr/>
-      <w:r>
-        <w:rPr>
-          <w:sz w:val="22"/>
-          <w:szCs w:val="22"/>
-        </w:rPr>
-        <w:t xml:space="preserve">RC : {{ SOCIETE_RC }} - Tribunal de {{ SOCIETE_VILLE }}</w:t>
+        <w:t xml:space="preserve">_SOCIETE_FORME_JURIDIQUE_</w:t>
+      </w:r>
+    </w:p>
+    <w:p>
+      <w:pPr/>
+      <w:r>
+        <w:rPr>
+          <w:sz w:val="22"/>
+          <w:szCs w:val="22"/>
+        </w:rPr>
+        <w:t xml:space="preserve">Denomination sociale : _SOCIETE_RAISON_SOCIALE_</w:t>
+      </w:r>
+    </w:p>
+    <w:p>
+      <w:pPr/>
+      <w:r>
+        <w:rPr>
+          <w:sz w:val="22"/>
+          <w:szCs w:val="22"/>
+        </w:rPr>
+        <w:t xml:space="preserve">Forme juridique : _SOCIETE_FORME_JURIDIQUE_</w:t>
+      </w:r>
+    </w:p>
+    <w:p>
+      <w:pPr/>
+      <w:r>
+        <w:rPr>
+          <w:sz w:val="22"/>
+          <w:szCs w:val="22"/>
+        </w:rPr>
+        <w:t xml:space="preserve">Capital social : _SOCIETE_CAPITAL_ DHS</w:t>
+      </w:r>
+    </w:p>
+    <w:p>
+      <w:pPr/>
+      <w:r>
+        <w:rPr>
+          <w:sz w:val="22"/>
+          <w:szCs w:val="22"/>
+        </w:rPr>
+        <w:t xml:space="preserve">Siege social : _SOCIETE_ADRESSE_SIEGE_</w:t>
+      </w:r>
+    </w:p>
+    <w:p>
+      <w:pPr/>
+      <w:r>
+        <w:rPr>
+          <w:sz w:val="22"/>
+          <w:szCs w:val="22"/>
+        </w:rPr>
+        <w:t xml:space="preserve">RC : _SOCIETE_RC_ - Tribunal de _SOCIETE_VILLE_</w:t>
       </w:r>
     </w:p>
     <w:p/>
@@ -88,37 +88,37 @@
           <w:sz w:val="22"/>
           <w:szCs w:val="22"/>
         </w:rPr>
-        <w:t xml:space="preserve">Date : {{ CESSION_DATE }}</w:t>
-      </w:r>
-    </w:p>
-    <w:p>
-      <w:pPr/>
-      <w:r>
-        <w:rPr>
-          <w:sz w:val="22"/>
-          <w:szCs w:val="22"/>
-        </w:rPr>
-        <w:t xml:space="preserve">Lieu : {{ SOCIETE_ADRESSE_SIEGE }}</w:t>
-      </w:r>
-    </w:p>
-    <w:p>
-      <w:pPr/>
-      <w:r>
-        <w:rPr>
-          <w:sz w:val="22"/>
-          <w:szCs w:val="22"/>
-        </w:rPr>
-        <w:t xml:space="preserve">President de seance : {{ CEDANT_NOM_COMPLET }}</w:t>
-      </w:r>
-    </w:p>
-    <w:p>
-      <w:pPr/>
-      <w:r>
-        <w:rPr>
-          <w:sz w:val="22"/>
-          <w:szCs w:val="22"/>
-        </w:rPr>
-        <w:t xml:space="preserve">L'an deux mille {{ ANNEE }}, le {{ CESSION_DATE }}, l'Associe Unique de la societe {{ SOCIETE_RAISON_SOCIALE }}, s'est reuni en Assemblee Generale Ordinaire au siege social.</w:t>
+        <w:t xml:space="preserve">Date : _CESSION_DATE_</w:t>
+      </w:r>
+    </w:p>
+    <w:p>
+      <w:pPr/>
+      <w:r>
+        <w:rPr>
+          <w:sz w:val="22"/>
+          <w:szCs w:val="22"/>
+        </w:rPr>
+        <w:t xml:space="preserve">Lieu : _SOCIETE_ADRESSE_SIEGE_</w:t>
+      </w:r>
+    </w:p>
+    <w:p>
+      <w:pPr/>
+      <w:r>
+        <w:rPr>
+          <w:sz w:val="22"/>
+          <w:szCs w:val="22"/>
+        </w:rPr>
+        <w:t xml:space="preserve">President de seance : _CEDANT_NOM_COMPLET_</w:t>
+      </w:r>
+    </w:p>
+    <w:p>
+      <w:pPr/>
+      <w:r>
+        <w:rPr>
+          <w:sz w:val="22"/>
+          <w:szCs w:val="22"/>
+        </w:rPr>
+        <w:t xml:space="preserve">L'an deux mille _ANNEE_, le _CESSION_DATE_, l'Associe Unique de la societe _SOCIETE_RAISON_SOCIALE_, s'est reuni en Assemblee Generale Ordinaire au siege social.</w:t>
       </w:r>
     </w:p>
     <w:p>
@@ -166,17 +166,17 @@
           <w:b w:val="1"/>
           <w:bCs w:val="1"/>
         </w:rPr>
-        <w:t xml:space="preserve">{{ r.TITLE }}</w:t>
-      </w:r>
-    </w:p>
-    <w:p>
-      <w:pPr/>
-      <w:r>
-        <w:rPr>
-          <w:sz w:val="22"/>
-          <w:szCs w:val="22"/>
-        </w:rPr>
-        <w:t xml:space="preserve">{{ r.CONTENT }}</w:t>
+        <w:t xml:space="preserve">_r.TITLE_</w:t>
+      </w:r>
+    </w:p>
+    <w:p>
+      <w:pPr/>
+      <w:r>
+        <w:rPr>
+          <w:sz w:val="22"/>
+          <w:szCs w:val="22"/>
+        </w:rPr>
+        <w:t xml:space="preserve">_r.CONTENT_</w:t>
       </w:r>
     </w:p>
     <w:p>
@@ -220,7 +220,7 @@
           <w:sz w:val="22"/>
           <w:szCs w:val="22"/>
         </w:rPr>
-        <w:t xml:space="preserve">Fait a {{ SOCIETE_VILLE }}, le {{ CESSION_DATE }}</w:t>
+        <w:t xml:space="preserve">Fait a _SOCIETE_VILLE_, le _CESSION_DATE_</w:t>
       </w:r>
     </w:p>
     <w:p>
@@ -242,7 +242,7 @@
           <w:sz w:val="22"/>
           <w:szCs w:val="22"/>
         </w:rPr>
-        <w:t xml:space="preserve">{{ CEDANT_NOM_COMPLET }}</w:t>
+        <w:t xml:space="preserve">_CEDANT_NOM_COMPLET_</w:t>
       </w:r>
     </w:p>
     <w:sectPr>
